--- a/docs/original/03_화면설계서.docx
+++ b/docs/original/03_화면설계서.docx
@@ -8250,12 +8250,7 @@
                 <w:szCs w:val="19"/>
                 <w:rtl w:val="0"/>
               </w:rPr>
-              <w:t xml:space="preserve">삭제 성공 (응답 본문 없음) — 공지·예약·댓글·스케줄 삭제</w:t>
-            </w:r>
-            <w:r>
-              <w:rPr>
-                <w:rtl w:val="0"/>
-              </w:rPr>
+              <w:t>사용하지 않음 — 삭제 API(공지·예약·댓글·스케줄)는 본문 없는 200 을 반환한다</w:t>
             </w:r>
           </w:p>
         </w:tc>
@@ -8469,12 +8464,7 @@
                 <w:szCs w:val="19"/>
                 <w:rtl w:val="0"/>
               </w:rPr>
-              <w:t xml:space="preserve">직원이 사장 전용 기능에 접근. 단 근무 스케줄 등록·삭제와 가게 설정은 예외 처리 경로가 달라 409 를 반환한다.</w:t>
-            </w:r>
-            <w:r>
-              <w:rPr>
-                <w:rtl w:val="0"/>
-              </w:rPr>
+              <w:t>직원이 사장 전용 기능에 접근. 단 공지 수정, 근태 기록 조회·수정, 근무 스케줄 등록·삭제, 가게 설정은 예외 처리 경로가 달라 409 를 반환한다.</w:t>
             </w:r>
           </w:p>
         </w:tc>
@@ -21361,6 +21351,274 @@
               <w:rPr>
                 <w:rtl w:val="0"/>
               </w:rPr>
+            </w:r>
+          </w:p>
+        </w:tc>
+      </w:tr>
+      <w:tr>
+        <w:trPr>
+          <w:cantSplit w:val="0"/>
+          <w:tblHeader w:val="0"/>
+        </w:trPr>
+        <w:tc>
+          <w:tcPr/>
+          <w:p>
+            <w:pPr>
+              <w:spacing w:after="40" w:before="40" w:line="276" w:lineRule="auto"/>
+              <w:jc w:val="center"/>
+              <w:rPr/>
+            </w:pPr>
+            <w:r>
+              <w:rPr>
+                <w:sz w:val="19"/>
+                <w:szCs w:val="19"/>
+                <w:rtl w:val="0"/>
+              </w:rPr>
+              <w:t>70</w:t>
+            </w:r>
+          </w:p>
+        </w:tc>
+        <w:tc>
+          <w:tcPr/>
+          <w:p>
+            <w:pPr>
+              <w:spacing w:after="40" w:before="40" w:line="276" w:lineRule="auto"/>
+              <w:rPr/>
+            </w:pPr>
+            <w:r>
+              <w:rPr>
+                <w:sz w:val="19"/>
+                <w:szCs w:val="19"/>
+                <w:rtl w:val="0"/>
+              </w:rPr>
+              <w:t>근태 기록 조회 (영업일별 전 직원)</w:t>
+            </w:r>
+          </w:p>
+        </w:tc>
+        <w:tc>
+          <w:tcPr/>
+          <w:p>
+            <w:pPr>
+              <w:spacing w:after="40" w:before="40" w:line="276" w:lineRule="auto"/>
+              <w:jc w:val="center"/>
+              <w:rPr/>
+            </w:pPr>
+            <w:r>
+              <w:rPr>
+                <w:rFonts w:ascii="Consolas" w:cs="Consolas" w:eastAsia="Consolas" w:hAnsi="Consolas"/>
+                <w:color w:val="b02a37"/>
+                <w:sz w:val="19"/>
+                <w:szCs w:val="19"/>
+                <w:rtl w:val="0"/>
+              </w:rPr>
+              <w:t>GET</w:t>
+            </w:r>
+          </w:p>
+        </w:tc>
+        <w:tc>
+          <w:tcPr/>
+          <w:p>
+            <w:pPr>
+              <w:spacing w:after="40" w:before="40" w:line="276" w:lineRule="auto"/>
+              <w:rPr/>
+            </w:pPr>
+            <w:r>
+              <w:rPr>
+                <w:rFonts w:ascii="Consolas" w:cs="Consolas" w:eastAsia="Consolas" w:hAnsi="Consolas"/>
+                <w:color w:val="b02a37"/>
+                <w:sz w:val="19"/>
+                <w:szCs w:val="19"/>
+                <w:rtl w:val="0"/>
+              </w:rPr>
+              <w:t>/api/attendance?date=</w:t>
+            </w:r>
+          </w:p>
+        </w:tc>
+        <w:tc>
+          <w:tcPr/>
+          <w:p>
+            <w:pPr>
+              <w:spacing w:after="40" w:before="40" w:line="276" w:lineRule="auto"/>
+              <w:jc w:val="center"/>
+              <w:rPr/>
+            </w:pPr>
+            <w:r>
+              <w:rPr>
+                <w:sz w:val="19"/>
+                <w:szCs w:val="19"/>
+                <w:rtl w:val="0"/>
+              </w:rPr>
+              <w:t>사장 (직원은 409)</w:t>
+            </w:r>
+          </w:p>
+        </w:tc>
+        <w:tc>
+          <w:tcPr/>
+          <w:p>
+            <w:pPr>
+              <w:spacing w:after="40" w:before="40" w:line="276" w:lineRule="auto"/>
+              <w:rPr/>
+            </w:pPr>
+            <w:r>
+              <w:rPr>
+                <w:rFonts w:ascii="Consolas" w:cs="Consolas" w:eastAsia="Consolas" w:hAnsi="Consolas"/>
+                <w:color w:val="b02a37"/>
+                <w:sz w:val="19"/>
+                <w:szCs w:val="19"/>
+                <w:rtl w:val="0"/>
+              </w:rPr>
+              <w:t>ATT-S01</w:t>
+            </w:r>
+          </w:p>
+        </w:tc>
+        <w:tc>
+          <w:tcPr/>
+          <w:p>
+            <w:pPr>
+              <w:spacing w:after="40" w:before="40" w:line="276" w:lineRule="auto"/>
+              <w:rPr/>
+            </w:pPr>
+            <w:r>
+              <w:rPr>
+                <w:sz w:val="19"/>
+                <w:szCs w:val="19"/>
+                <w:rtl w:val="0"/>
+              </w:rPr>
+              <w:t>서태민</w:t>
+            </w:r>
+          </w:p>
+        </w:tc>
+      </w:tr>
+      <w:tr>
+        <w:trPr>
+          <w:cantSplit w:val="0"/>
+          <w:tblHeader w:val="0"/>
+        </w:trPr>
+        <w:tc>
+          <w:tcPr/>
+          <w:p>
+            <w:pPr>
+              <w:spacing w:after="40" w:before="40" w:line="276" w:lineRule="auto"/>
+              <w:jc w:val="center"/>
+              <w:rPr/>
+            </w:pPr>
+            <w:r>
+              <w:rPr>
+                <w:sz w:val="19"/>
+                <w:szCs w:val="19"/>
+                <w:rtl w:val="0"/>
+              </w:rPr>
+              <w:t>71</w:t>
+            </w:r>
+          </w:p>
+        </w:tc>
+        <w:tc>
+          <w:tcPr/>
+          <w:p>
+            <w:pPr>
+              <w:spacing w:after="40" w:before="40" w:line="276" w:lineRule="auto"/>
+              <w:rPr/>
+            </w:pPr>
+            <w:r>
+              <w:rPr>
+                <w:sz w:val="19"/>
+                <w:szCs w:val="19"/>
+                <w:rtl w:val="0"/>
+              </w:rPr>
+              <w:t>근태 기록 수정</w:t>
+            </w:r>
+          </w:p>
+        </w:tc>
+        <w:tc>
+          <w:tcPr/>
+          <w:p>
+            <w:pPr>
+              <w:spacing w:after="40" w:before="40" w:line="276" w:lineRule="auto"/>
+              <w:jc w:val="center"/>
+              <w:rPr/>
+            </w:pPr>
+            <w:r>
+              <w:rPr>
+                <w:rFonts w:ascii="Consolas" w:cs="Consolas" w:eastAsia="Consolas" w:hAnsi="Consolas"/>
+                <w:color w:val="b02a37"/>
+                <w:sz w:val="19"/>
+                <w:szCs w:val="19"/>
+                <w:rtl w:val="0"/>
+              </w:rPr>
+              <w:t>PATCH</w:t>
+            </w:r>
+          </w:p>
+        </w:tc>
+        <w:tc>
+          <w:tcPr/>
+          <w:p>
+            <w:pPr>
+              <w:spacing w:after="40" w:before="40" w:line="276" w:lineRule="auto"/>
+              <w:rPr/>
+            </w:pPr>
+            <w:r>
+              <w:rPr>
+                <w:rFonts w:ascii="Consolas" w:cs="Consolas" w:eastAsia="Consolas" w:hAnsi="Consolas"/>
+                <w:color w:val="b02a37"/>
+                <w:sz w:val="19"/>
+                <w:szCs w:val="19"/>
+                <w:rtl w:val="0"/>
+              </w:rPr>
+              <w:t>/api/attendance/{id}</w:t>
+            </w:r>
+          </w:p>
+        </w:tc>
+        <w:tc>
+          <w:tcPr/>
+          <w:p>
+            <w:pPr>
+              <w:spacing w:after="40" w:before="40" w:line="276" w:lineRule="auto"/>
+              <w:jc w:val="center"/>
+              <w:rPr/>
+            </w:pPr>
+            <w:r>
+              <w:rPr>
+                <w:sz w:val="19"/>
+                <w:szCs w:val="19"/>
+                <w:rtl w:val="0"/>
+              </w:rPr>
+              <w:t>사장 (직원은 409)</w:t>
+            </w:r>
+          </w:p>
+        </w:tc>
+        <w:tc>
+          <w:tcPr/>
+          <w:p>
+            <w:pPr>
+              <w:spacing w:after="40" w:before="40" w:line="276" w:lineRule="auto"/>
+              <w:rPr/>
+            </w:pPr>
+            <w:r>
+              <w:rPr>
+                <w:rFonts w:ascii="Consolas" w:cs="Consolas" w:eastAsia="Consolas" w:hAnsi="Consolas"/>
+                <w:color w:val="b02a37"/>
+                <w:sz w:val="19"/>
+                <w:szCs w:val="19"/>
+                <w:rtl w:val="0"/>
+              </w:rPr>
+              <w:t>ATT-S01</w:t>
+            </w:r>
+          </w:p>
+        </w:tc>
+        <w:tc>
+          <w:tcPr/>
+          <w:p>
+            <w:pPr>
+              <w:spacing w:after="40" w:before="40" w:line="276" w:lineRule="auto"/>
+              <w:rPr/>
+            </w:pPr>
+            <w:r>
+              <w:rPr>
+                <w:sz w:val="19"/>
+                <w:szCs w:val="19"/>
+                <w:rtl w:val="0"/>
+              </w:rPr>
+              <w:t>서태민</w:t>
             </w:r>
           </w:p>
         </w:tc>
@@ -26386,7 +26644,7 @@
               <w:rPr>
                 <w:rtl w:val="0"/>
               </w:rPr>
-              <w:t xml:space="preserve">연결 5초·읽기 15초로 제한. 503 은 1회만 재시도하여 최악 31초 안에 응답한다</w:t>
+              <w:t>연결 5초·읽기 60초로 제한. 5xx 는 1초 뒤 1회만 재시도하여 최악 약 121초 안에 응답한다</w:t>
             </w:r>
           </w:p>
         </w:tc>
@@ -26836,7 +27094,7 @@
               <w:rPr>
                 <w:rtl w:val="0"/>
               </w:rPr>
-              <w:t xml:space="preserve">GET /api/attendance/today · POST /api/attendance/clock</w:t>
+              <w:t>GET /api/attendance/today · POST /api/attendance/clock · (사장) GET /api/attendance?date= · PATCH /api/attendance/{id}</w:t>
             </w:r>
           </w:p>
         </w:tc>
@@ -26879,7 +27137,7 @@
               <w:rPr>
                 <w:rtl w:val="0"/>
               </w:rPr>
-              <w:t xml:space="preserve">로그인 전체 (본인 기록만 조회·기록)</w:t>
+              <w:t>로그인 전체 (본인 기록만 조회·기록). 사장은 아래 근태 수정 영역에서 전 직원 기록을 조회·수정</w:t>
             </w:r>
           </w:p>
         </w:tc>
@@ -36550,12 +36808,34 @@
       </w:r>
     </w:p>
     <w:sectPr>
+      <w:headerReference w:type="default" r:id="rId14"/>
+      <w:footerReference w:type="default" r:id="rId15"/>
       <w:pgSz w:h="15840" w:w="12240" w:orient="portrait"/>
       <w:pgMar w:bottom="1152" w:top="1152" w:left="1224" w:right="1224" w:header="720" w:footer="720"/>
       <w:pgNumType w:start="1"/>
     </w:sectPr>
   </w:body>
 </w:document>
+</file>
+
+<file path=word/footer1.xml><?xml version="1.0" encoding="utf-8"?>
+<w:ftr xmlns:m="http://schemas.openxmlformats.org/officeDocument/2006/math" xmlns:mc="http://schemas.openxmlformats.org/markup-compatibility/2006" xmlns:mo="http://schemas.microsoft.com/office/mac/office/2008/main" xmlns:mv="urn:schemas-microsoft-com:mac:vml" xmlns:o="urn:schemas-microsoft-com:office:office" xmlns:r="http://schemas.openxmlformats.org/officeDocument/2006/relationships" xmlns:v="urn:schemas-microsoft-com:vml" xmlns:w10="urn:schemas-microsoft-com:office:word" xmlns:w14="http://schemas.microsoft.com/office/word/2010/wordml" xmlns:w="http://schemas.openxmlformats.org/wordprocessingml/2006/main" xmlns:wne="http://schemas.microsoft.com/office/word/2006/wordml" xmlns:wp14="http://schemas.microsoft.com/office/word/2010/wordprocessingDrawing" xmlns:wp="http://schemas.openxmlformats.org/drawingml/2006/wordprocessingDrawing" xmlns:wpc="http://schemas.microsoft.com/office/word/2010/wordprocessingCanvas" xmlns:wpg="http://schemas.microsoft.com/office/word/2010/wordprocessingGroup" xmlns:wpi="http://schemas.microsoft.com/office/word/2010/wordprocessingInk" xmlns:wps="http://schemas.microsoft.com/office/word/2010/wordprocessingShape" mc:Ignorable="w14 wp14">
+  <w:p>
+    <w:pPr>
+      <w:pStyle w:val="Footer"/>
+    </w:pPr>
+  </w:p>
+</w:ftr>
+</file>
+
+<file path=word/header1.xml><?xml version="1.0" encoding="utf-8"?>
+<w:hdr xmlns:m="http://schemas.openxmlformats.org/officeDocument/2006/math" xmlns:mc="http://schemas.openxmlformats.org/markup-compatibility/2006" xmlns:mo="http://schemas.microsoft.com/office/mac/office/2008/main" xmlns:mv="urn:schemas-microsoft-com:mac:vml" xmlns:o="urn:schemas-microsoft-com:office:office" xmlns:r="http://schemas.openxmlformats.org/officeDocument/2006/relationships" xmlns:v="urn:schemas-microsoft-com:vml" xmlns:w10="urn:schemas-microsoft-com:office:word" xmlns:w14="http://schemas.microsoft.com/office/word/2010/wordml" xmlns:w="http://schemas.openxmlformats.org/wordprocessingml/2006/main" xmlns:wne="http://schemas.microsoft.com/office/word/2006/wordml" xmlns:wp14="http://schemas.microsoft.com/office/word/2010/wordprocessingDrawing" xmlns:wp="http://schemas.openxmlformats.org/drawingml/2006/wordprocessingDrawing" xmlns:wpc="http://schemas.microsoft.com/office/word/2010/wordprocessingCanvas" xmlns:wpg="http://schemas.microsoft.com/office/word/2010/wordprocessingGroup" xmlns:wpi="http://schemas.microsoft.com/office/word/2010/wordprocessingInk" xmlns:wps="http://schemas.microsoft.com/office/word/2010/wordprocessingShape" mc:Ignorable="w14 wp14">
+  <w:p>
+    <w:pPr>
+      <w:pStyle w:val="Header"/>
+    </w:pPr>
+  </w:p>
+</w:hdr>
 </file>
 
 <file path=word/numbering.xml><?xml version="1.0" encoding="utf-8"?>

--- a/docs/original/03_화면설계서.docx
+++ b/docs/original/03_화면설계서.docx
@@ -454,7 +454,7 @@
           <w:szCs w:val="18"/>
           <w:rtl w:val="0"/>
         </w:rPr>
-        <w:t xml:space="preserve">▼ 화면 전이표 — index.html 의 화면 이동 코드에서 추출했다. 조건부 이동과 실패 시 동작을 포함한다.</w:t>
+        <w:t>▼ 화면 전이표 — 화면 스크립트(js/*.js)의 화면 이동 코드에서 추출했다. 조건부 이동과 실패 시 동작을 포함한다.</w:t>
       </w:r>
       <w:r>
         <w:rPr>
